--- a/Manuals/00_Portuguese_Brazil/07_Tutorial_Ecossistema_Sets.docx
+++ b/Manuals/00_Portuguese_Brazil/07_Tutorial_Ecossistema_Sets.docx
@@ -897,7 +897,7 @@
         <w:pStyle w:val="ListBullet"/>
       </w:pPr>
       <w:r>
-        <w:t>Comece pelas pastas 01–05: carregue o baseline do ativo e teste BUY e SELL separadamente.</w:t>
+        <w:t>Navegue por classe e ativo: cada ativo traz os 11 tipos de sistema (01_SLTP a 11_SIGNAL_ONLY), um set por lado (BUY/SELL; BOTH no grid unificado) e duas variantes de entrada — MULTI disputa os indicadores 0–10 num eixo só e ICHIMOKU tem arquivo próprio.</w:t>
       </w:r>
     </w:p>
     <w:p>
@@ -905,7 +905,7 @@
         <w:pStyle w:val="ListBullet"/>
       </w:pPr>
       <w:r>
-        <w:t>Use a pasta 06 para pesquisa controlada de um único eixo; não misture mudanças antes de medir o efeito.</w:t>
+        <w:t>A fase 1 é descoberta de regiões: rode o genético com o set como está — entradas completas (indicador, método, timeframe, applied price, períodos), saídas do sistema e chaves de filtro, tudo de uma vez.</w:t>
       </w:r>
     </w:p>
     <w:p>
@@ -913,7 +913,7 @@
         <w:pStyle w:val="ListBullet"/>
       </w:pPr>
       <w:r>
-        <w:t>Use a pasta 07 para comparar indicador, método de entrada e arquétipo de gestão.</w:t>
+        <w:t>Das rodadas seguintes em diante, trave (Y→N) os inputs de escrita — enums e booleanos — decididos na fase anterior e deixe abertos só os numéricos; o ajuste de cada filtro só entra se a chave sobreviveu ligada.</w:t>
       </w:r>
     </w:p>
     <w:p>
@@ -921,7 +921,7 @@
         <w:pStyle w:val="ListBullet"/>
       </w:pPr>
       <w:r>
-        <w:t>Use a pasta 08 para empilhar filtros; confirme que ainda existe amostra estatística suficiente.</w:t>
+        <w:t>O filtro ATR de entrada (EntradaATR) existe apenas nos sistemas de grid; nos demais permanece desligado por construção.</w:t>
       </w:r>
     </w:p>
     <w:p>
@@ -929,7 +929,7 @@
         <w:pStyle w:val="ListBullet"/>
       </w:pPr>
       <w:r>
-        <w:t>Use a pasta 09 para comparar motores de risco apenas em combinações declaradas como compatíveis.</w:t>
+        <w:t>Valide o vencedor em ticks reais: decidem a divergência contra o OHLC e a retenção out-of-sample, nunca o lucro in-sample.</w:t>
       </w:r>
     </w:p>
     <w:p>
@@ -937,7 +937,7 @@
         <w:pStyle w:val="ListBullet"/>
       </w:pPr>
       <w:r>
-        <w:t>Use a pasta 10 para testar saídas sobre uma entrada já congelada.</w:t>
+        <w:t>Depois do tick real, troque o dimensionamento para Percentagem e rode de novo: só promova se passar também — e é nesse modo que o set deve operar.</w:t>
       </w:r>
     </w:p>
     <w:p>
